--- a/bimbingan/KARTU BIMBINGAN MENTOR.docx
+++ b/bimbingan/KARTU BIMBINGAN MENTOR.docx
@@ -19,7 +19,7 @@
           <w:szCs w:val="24"/>
           <w:lang w:val="sv-SE"/>
         </w:rPr>
-        <w:t>KARTU BIMBINGAN RANCANGAN AKTUALISASI MENTOR</w:t>
+        <w:t>KARTU BIMBINGAN AKTUALISASI MENTOR</w:t>
       </w:r>
     </w:p>
     <w:p>
